--- a/docs/vignettes/19_linear_regression_vignette/linear_regression.docx
+++ b/docs/vignettes/19_linear_regression_vignette/linear_regression.docx
@@ -11261,7 +11261,7 @@
         <w:bottom w:color="FF0000" w:space="1" w:sz="8" w:val="single"/>
         <w:right w:color="FF0000" w:space="4" w:sz="8" w:val="single"/>
       </w:pBdr>
-      <w:shd w:color="auto" w:fill="auto" w:val="pct15"/>
+      <w:shd w:color="auto" w:fill="FBFBFB" w:val="clear"/>
       <w:spacing w:after="120" w:before="120"/>
       <w:ind w:left="432" w:right="432"/>
     </w:pPr>
@@ -11277,12 +11277,12 @@
     <w:rsid w:val="00771E03"/>
     <w:pPr>
       <w:pBdr>
-        <w:top w:color="auto" w:space="1" w:sz="8" w:val="single"/>
-        <w:left w:color="auto" w:space="4" w:sz="8" w:val="single"/>
-        <w:bottom w:color="auto" w:space="1" w:sz="8" w:val="single"/>
-        <w:right w:color="auto" w:space="4" w:sz="8" w:val="single"/>
+        <w:top w:color="BFBFBF" w:space="1" w:sz="6" w:val="single"/>
+        <w:left w:color="BFBFBF" w:space="4" w:sz="6" w:val="single"/>
+        <w:bottom w:color="BFBFBF" w:space="1" w:sz="6" w:val="single"/>
+        <w:right w:color="BFBFBF" w:space="4" w:sz="6" w:val="single"/>
       </w:pBdr>
-      <w:shd w:color="auto" w:fill="auto" w:val="pct15"/>
+      <w:shd w:color="auto" w:fill="FBFBFB" w:val="clear"/>
       <w:spacing w:after="240" w:before="240"/>
       <w:ind w:left="432" w:right="432"/>
     </w:pPr>
@@ -11297,7 +11297,13 @@
     <w:qFormat/>
     <w:rsid w:val="00771E03"/>
     <w:pPr>
-      <w:shd w:color="auto" w:fill="auto" w:val="pct15"/>
+      <w:pBdr>
+        <w:top w:color="BFBFBF" w:space="1" w:sz="6" w:val="single"/>
+        <w:left w:color="BFBFBF" w:space="4" w:sz="6" w:val="single"/>
+        <w:bottom w:color="BFBFBF" w:space="1" w:sz="6" w:val="single"/>
+        <w:right w:color="BFBFBF" w:space="4" w:sz="6" w:val="single"/>
+      </w:pBdr>
+      <w:shd w:color="auto" w:fill="FBFBFB" w:val="clear"/>
       <w:spacing w:after="240" w:before="240"/>
       <w:ind w:left="432" w:right="432"/>
     </w:pPr>

--- a/docs/vignettes/19_linear_regression_vignette/linear_regression.docx
+++ b/docs/vignettes/19_linear_regression_vignette/linear_regression.docx
@@ -9708,7 +9708,7 @@
     <w:bookmarkEnd w:id="82"/>
     <w:sectPr>
       <w:pgSz w:h="15840" w:w="12240"/>
-      <w:pgMar w:bottom="1440" w:footer="720" w:gutter="0" w:header="720" w:left="1440" w:right="1440" w:top="1440"/>
+      <w:pgMar w:bottom="720" w:footer="360" w:gutter="0" w:header="360" w:left="1008" w:right="720" w:top="720"/>
       <w:cols w:space="720"/>
       <w:docGrid w:linePitch="360"/>
     </w:sectPr>
@@ -10343,7 +10343,11 @@
         <w14:ligatures w14:val="standardContextual"/>
       </w:rPr>
     </w:rPrDefault>
-    <w:pPrDefault/>
+    <w:pPrDefault>
+      <w:pPr>
+        <w:spacing w:before="0"/>
+      </w:pPr>
+    </w:pPrDefault>
   </w:docDefaults>
   <w:latentStyles w:count="376" w:defLockedState="0" w:defQFormat="0" w:defSemiHidden="0" w:defUIPriority="99" w:defUnhideWhenUsed="0">
     <w:lsdException w:name="Normal" w:qFormat="1" w:uiPriority="0"/>
@@ -10738,7 +10742,7 @@
     <w:pPr>
       <w:keepNext/>
       <w:keepLines/>
-      <w:spacing w:after="80" w:before="360"/>
+      <w:spacing w:after="80" w:before="120"/>
       <w:outlineLvl w:val="0"/>
     </w:pPr>
     <w:rPr>
@@ -10762,7 +10766,7 @@
     <w:pPr>
       <w:keepNext/>
       <w:keepLines/>
-      <w:spacing w:after="80" w:before="160"/>
+      <w:spacing w:after="80" w:before="100"/>
       <w:outlineLvl w:val="1"/>
     </w:pPr>
     <w:rPr>
@@ -10783,7 +10787,7 @@
     <w:pPr>
       <w:keepNext/>
       <w:keepLines/>
-      <w:spacing w:after="80" w:before="160"/>
+      <w:spacing w:after="80" w:before="80"/>
       <w:outlineLvl w:val="2"/>
     </w:pPr>
     <w:rPr>
@@ -10828,7 +10832,7 @@
     <w:pPr>
       <w:keepNext/>
       <w:keepLines/>
-      <w:spacing w:after="40" w:before="80"/>
+      <w:spacing w:after="40" w:before="60"/>
       <w:outlineLvl w:val="4"/>
     </w:pPr>
     <w:rPr>
@@ -10849,7 +10853,7 @@
     <w:pPr>
       <w:keepNext/>
       <w:keepLines/>
-      <w:spacing w:before="40"/>
+      <w:spacing w:before="60"/>
       <w:outlineLvl w:val="5"/>
     </w:pPr>
     <w:rPr>
@@ -10871,7 +10875,7 @@
     <w:pPr>
       <w:keepNext/>
       <w:keepLines/>
-      <w:spacing w:before="40"/>
+      <w:spacing w:before="60"/>
       <w:outlineLvl w:val="6"/>
     </w:pPr>
     <w:rPr>
@@ -10890,6 +10894,7 @@
     <w:qFormat/>
     <w:rsid w:val="00846576"/>
     <w:pPr>
+      <w:spacing w:before="60"/>
       <w:keepNext/>
       <w:keepLines/>
       <w:outlineLvl w:val="7"/>
@@ -10911,6 +10916,7 @@
     <w:qFormat/>
     <w:rsid w:val="00846576"/>
     <w:pPr>
+      <w:spacing w:before="60"/>
       <w:keepNext/>
       <w:keepLines/>
       <w:outlineLvl w:val="8"/>
@@ -11073,7 +11079,7 @@
     <w:qFormat/>
     <w:rsid w:val="00AF5CF1"/>
     <w:pPr>
-      <w:spacing w:after="80"/>
+      <w:spacing w:after="80" w:before="0"/>
       <w:contextualSpacing/>
     </w:pPr>
     <w:rPr>
@@ -11110,7 +11116,7 @@
       <w:numPr>
         <w:ilvl w:val="1"/>
       </w:numPr>
-      <w:spacing w:after="160"/>
+      <w:spacing w:after="160" w:before="0"/>
     </w:pPr>
     <w:rPr>
       <w:rFonts w:asciiTheme="minorHAnsi" w:cstheme="majorBidi" w:eastAsiaTheme="majorEastAsia" w:hAnsiTheme="minorHAnsi"/>
@@ -11143,7 +11149,7 @@
     <w:qFormat/>
     <w:rsid w:val="00AF5CF1"/>
     <w:pPr>
-      <w:spacing w:after="160" w:before="160"/>
+      <w:spacing w:after="160" w:before="0"/>
       <w:jc w:val="center"/>
     </w:pPr>
     <w:rPr>
@@ -11171,6 +11177,7 @@
     <w:qFormat/>
     <w:rsid w:val="00AF5CF1"/>
     <w:pPr>
+      <w:spacing w:before="0"/>
       <w:ind w:left="720"/>
       <w:contextualSpacing/>
     </w:pPr>
@@ -11200,7 +11207,7 @@
         <w:top w:color="0F4761" w:space="10" w:sz="4" w:themeColor="accent1" w:themeShade="BF" w:val="single"/>
         <w:bottom w:color="0F4761" w:space="10" w:sz="4" w:themeColor="accent1" w:themeShade="BF" w:val="single"/>
       </w:pBdr>
-      <w:spacing w:after="360" w:before="360"/>
+      <w:spacing w:after="360" w:before="0"/>
       <w:ind w:left="864" w:right="864"/>
       <w:jc w:val="center"/>
     </w:pPr>
@@ -11262,7 +11269,7 @@
         <w:right w:color="FF0000" w:space="4" w:sz="8" w:val="single"/>
       </w:pBdr>
       <w:shd w:color="auto" w:fill="FBFBFB" w:val="clear"/>
-      <w:spacing w:after="120" w:before="120"/>
+      <w:spacing w:after="60" w:before="0"/>
       <w:ind w:left="432" w:right="432"/>
     </w:pPr>
     <w:rPr>
@@ -11283,7 +11290,7 @@
         <w:right w:color="BFBFBF" w:space="4" w:sz="6" w:val="single"/>
       </w:pBdr>
       <w:shd w:color="auto" w:fill="FBFBFB" w:val="clear"/>
-      <w:spacing w:after="240" w:before="240"/>
+      <w:spacing w:after="60" w:before="0"/>
       <w:ind w:left="432" w:right="432"/>
     </w:pPr>
     <w:rPr>
@@ -11304,7 +11311,7 @@
         <w:right w:color="BFBFBF" w:space="4" w:sz="6" w:val="single"/>
       </w:pBdr>
       <w:shd w:color="auto" w:fill="FBFBFB" w:val="clear"/>
-      <w:spacing w:after="240" w:before="240"/>
+      <w:spacing w:after="60" w:before="0"/>
       <w:ind w:left="432" w:right="432"/>
     </w:pPr>
     <w:rPr>
@@ -11350,7 +11357,7 @@
     <w:unhideWhenUsed/>
     <w:rsid w:val="00322D32"/>
     <w:pPr>
-      <w:spacing w:after="100"/>
+      <w:spacing w:after="100" w:before="0"/>
     </w:pPr>
   </w:style>
   <w:style w:type="character" w:customStyle="1" w:styleId="KeywordTok">

--- a/docs/vignettes/19_linear_regression_vignette/linear_regression.docx
+++ b/docs/vignettes/19_linear_regression_vignette/linear_regression.docx
@@ -10345,7 +10345,7 @@
     </w:rPrDefault>
     <w:pPrDefault>
       <w:pPr>
-        <w:spacing w:before="0"/>
+        <w:spacing w:after="0" w:before="0" w:line="240" w:lineRule="auto"/>
       </w:pPr>
     </w:pPrDefault>
   </w:docDefaults>
